--- a/mps-nivel-c/oficial/00_governanca/GUIA-GPC-001_Guia-de-Adaptacao-do-Processo-Padrao.docx
+++ b/mps-nivel-c/oficial/00_governanca/GUIA-GPC-001_Guia-de-Adaptacao-do-Processo-Padrao.docx
@@ -34,7 +34,7 @@
           <w:color w:val="555555"/>
           <w:sz w:val="20"/>
         </w:rPr>
-        <w:t>Boa   ·   Versão Data   ·   10/06/2026   ·   Timeware Brasil</w:t>
+        <w:t>PRO-GPC-001   ·   Versão 2.1   ·   10/06/2026   ·   Timeware Brasil</w:t>
       </w:r>
     </w:p>
     <w:p>
@@ -226,7 +226,7 @@
                 <w:i w:val="0"/>
                 <w:sz w:val="20"/>
               </w:rPr>
-              <w:t>2.0</w:t>
+              <w:t>2.1</w:t>
             </w:r>
           </w:p>
         </w:tc>
@@ -395,6 +395,62 @@
                 <w:sz w:val="20"/>
               </w:rPr>
               <w:t>Time de Melhoria Contínua</w:t>
+            </w:r>
+          </w:p>
+        </w:tc>
+      </w:tr>
+      <w:tr>
+        <w:trPr>
+          <w:cantSplit w:val="1"/>
+        </w:trPr>
+        <w:tc>
+          <w:tcPr>
+            <w:tcW w:type="dxa" w:w="4451"/>
+            <w:tcMar>
+              <w:top w:w="60" w:type="dxa"/>
+              <w:bottom w:w="60" w:type="dxa"/>
+              <w:left w:w="100" w:type="dxa"/>
+              <w:right w:w="100" w:type="dxa"/>
+            </w:tcMar>
+            <w:shd w:val="clear" w:color="auto" w:fill="F0F4F8"/>
+          </w:tcPr>
+          <w:p>
+            <w:pPr>
+              <w:spacing w:before="40" w:after="40"/>
+            </w:pPr>
+            <w:r>
+              <w:rPr>
+                <w:rFonts w:ascii="Calibri" w:hAnsi="Calibri"/>
+                <w:b/>
+                <w:i w:val="0"/>
+                <w:sz w:val="20"/>
+              </w:rPr>
+              <w:t>Responsável</w:t>
+            </w:r>
+          </w:p>
+        </w:tc>
+        <w:tc>
+          <w:tcPr>
+            <w:tcW w:type="dxa" w:w="4451"/>
+            <w:tcMar>
+              <w:top w:w="60" w:type="dxa"/>
+              <w:bottom w:w="60" w:type="dxa"/>
+              <w:left w:w="100" w:type="dxa"/>
+              <w:right w:w="100" w:type="dxa"/>
+            </w:tcMar>
+          </w:tcPr>
+          <w:p>
+            <w:pPr>
+              <w:spacing w:before="40" w:after="40"/>
+            </w:pPr>
+            <w:r>
+              <w:rPr>
+                <w:rFonts w:ascii="Calibri" w:hAnsi="Calibri"/>
+                <w:b w:val="0"/>
+                <w:i w:val="0"/>
+                <w:sz w:val="20"/>
+              </w:rPr>
+              <w:t>Silvio Baroni</w:t>
             </w:r>
           </w:p>
         </w:tc>
@@ -13497,6 +13553,112 @@
                 <w:i w:val="0"/>
                 <w:sz w:val="20"/>
               </w:rPr>
+              <w:t>2.1</w:t>
+            </w:r>
+          </w:p>
+        </w:tc>
+        <w:tc>
+          <w:tcPr>
+            <w:tcW w:type="dxa" w:w="2225"/>
+            <w:tcMar>
+              <w:top w:w="60" w:type="dxa"/>
+              <w:bottom w:w="60" w:type="dxa"/>
+              <w:left w:w="100" w:type="dxa"/>
+              <w:right w:w="100" w:type="dxa"/>
+            </w:tcMar>
+          </w:tcPr>
+          <w:p>
+            <w:pPr>
+              <w:spacing w:before="40" w:after="40"/>
+            </w:pPr>
+            <w:r>
+              <w:rPr>
+                <w:rFonts w:ascii="Calibri" w:hAnsi="Calibri"/>
+                <w:b w:val="0"/>
+                <w:i w:val="0"/>
+                <w:sz w:val="20"/>
+              </w:rPr>
+              <w:t>15/06/2026</w:t>
+            </w:r>
+          </w:p>
+        </w:tc>
+        <w:tc>
+          <w:tcPr>
+            <w:tcW w:type="dxa" w:w="2225"/>
+            <w:tcMar>
+              <w:top w:w="60" w:type="dxa"/>
+              <w:bottom w:w="60" w:type="dxa"/>
+              <w:left w:w="100" w:type="dxa"/>
+              <w:right w:w="100" w:type="dxa"/>
+            </w:tcMar>
+          </w:tcPr>
+          <w:p>
+            <w:pPr>
+              <w:spacing w:before="40" w:after="40"/>
+            </w:pPr>
+            <w:r>
+              <w:rPr>
+                <w:rFonts w:ascii="Calibri" w:hAnsi="Calibri"/>
+                <w:b w:val="0"/>
+                <w:i w:val="0"/>
+                <w:sz w:val="20"/>
+              </w:rPr>
+              <w:t>Time de Melhoria Contínua</w:t>
+            </w:r>
+          </w:p>
+        </w:tc>
+        <w:tc>
+          <w:tcPr>
+            <w:tcW w:type="dxa" w:w="2225"/>
+            <w:tcMar>
+              <w:top w:w="60" w:type="dxa"/>
+              <w:bottom w:w="60" w:type="dxa"/>
+              <w:left w:w="100" w:type="dxa"/>
+              <w:right w:w="100" w:type="dxa"/>
+            </w:tcMar>
+          </w:tcPr>
+          <w:p>
+            <w:pPr>
+              <w:spacing w:before="40" w:after="40"/>
+            </w:pPr>
+            <w:r>
+              <w:rPr>
+                <w:rFonts w:ascii="Calibri" w:hAnsi="Calibri"/>
+                <w:b w:val="0"/>
+                <w:i w:val="0"/>
+                <w:sz w:val="20"/>
+              </w:rPr>
+              <w:t>Campo "Responsável" adicionado ao cabeçalho: Silvio Baroni</w:t>
+            </w:r>
+          </w:p>
+        </w:tc>
+      </w:tr>
+      <w:tr>
+        <w:trPr>
+          <w:cantSplit w:val="1"/>
+        </w:trPr>
+        <w:tc>
+          <w:tcPr>
+            <w:tcW w:type="dxa" w:w="2225"/>
+            <w:tcMar>
+              <w:top w:w="60" w:type="dxa"/>
+              <w:bottom w:w="60" w:type="dxa"/>
+              <w:left w:w="100" w:type="dxa"/>
+              <w:right w:w="100" w:type="dxa"/>
+            </w:tcMar>
+            <w:shd w:val="clear" w:color="auto" w:fill="F0F4F8"/>
+          </w:tcPr>
+          <w:p>
+            <w:pPr>
+              <w:spacing w:before="40" w:after="40"/>
+            </w:pPr>
+            <w:r>
+              <w:rPr>
+                <w:rFonts w:ascii="Calibri" w:hAnsi="Calibri"/>
+                <w:b/>
+                <w:i w:val="0"/>
+                <w:sz w:val="20"/>
+              </w:rPr>
               <w:t>1.0</w:t>
             </w:r>
           </w:p>
@@ -13935,7 +14097,7 @@
         <w:color w:val="555555"/>
         <w:sz w:val="16"/>
       </w:rPr>
-      <w:t>vData  ·  10/06/2026</w:t>
+      <w:t>v2.1  ·  10/06/2026</w:t>
     </w:r>
     <w:r>
       <w:tab/>
@@ -13997,7 +14159,7 @@
         <w:color w:val="555555"/>
         <w:sz w:val="16"/>
       </w:rPr>
-      <w:t>vData  ·  10/06/2026</w:t>
+      <w:t>v2.1  ·  10/06/2026</w:t>
     </w:r>
     <w:r>
       <w:tab/>
@@ -14068,7 +14230,7 @@
         <w:color w:val="555555"/>
         <w:sz w:val="18"/>
       </w:rPr>
-      <w:t xml:space="preserve">   ·   Boa</w:t>
+      <w:t xml:space="preserve">   ·   PRO-GPC-001</w:t>
     </w:r>
     <w:r>
       <w:tab/>
@@ -14079,7 +14241,7 @@
         <w:color w:val="555555"/>
         <w:sz w:val="18"/>
       </w:rPr>
-      <w:t>Evidência de Projeto</w:t>
+      <w:t>Gerência de Processos</w:t>
     </w:r>
   </w:p>
 </w:hdr>
